--- a/participant/15_interim_application_affidavit_exhibits.docx
+++ b/participant/15_interim_application_affidavit_exhibits.docx
@@ -935,7 +935,7 @@
                 <w:b w:val="0"/>
                 <w:sz w:val="16"/>
               </w:rPr>
-              <w:t>Created 30 Oct 2025</w:t>
+              <w:t>Created 15 Oct 2025</w:t>
             </w:r>
           </w:p>
         </w:tc>
@@ -1474,7 +1474,7 @@
                 <w:b w:val="0"/>
                 <w:sz w:val="16"/>
               </w:rPr>
-              <w:t>Exported 9 Oct; statement PDF supplied by bank separately</w:t>
+              <w:t>Exported 11 Oct; statement PDF supplied by bank separately</w:t>
             </w:r>
           </w:p>
         </w:tc>
